--- a/eng/docx/008.content.docx
+++ b/eng/docx/008.content.docx
@@ -19,7 +19,7 @@
         <w:rPr>
           <w:lang w:val="en_US" w:bidi="en_US"/>
         </w:rPr>
-        <w:t>Resource: Maps (SRV)</w:t>
+        <w:t>Resource: Maps (FIA)</w:t>
       </w:r>
       <w:r>
         <w:rPr>
@@ -90,7 +90,7 @@
         <w:rPr>
           <w:lang w:val="en_US" w:bidi="en_US"/>
         </w:rPr>
-        <w:t>Maps (SRV)</w:t>
+        <w:t>Maps (FIA)</w:t>
       </w:r>
     </w:p>
     <w:p>
@@ -127,27 +127,7 @@
         <w:rPr>
           <w:lang w:val="en_US" w:bidi="en_US"/>
         </w:rPr>
-        <w:t>I</w:t>
-      </w:r>
-      <w:r>
-        <w:rPr>
-          <w:lang w:val="en_US" w:bidi="en_US"/>
-        </w:rPr>
-      </w:r>
-    </w:p>
-    <w:p>
-      <w:pPr/>
-      <w:r>
-        <w:rPr>
-          <w:lang w:val="en_US" w:bidi="en_US"/>
-        </w:rPr>
-      </w:r>
-      <w:r>
-        <w:rPr>
-          <w:i/>
-          <w:lang w:val="en_US" w:bidi="en_US"/>
-        </w:rPr>
-        <w:t>Israel, Israel with Negeb, Israel with region of Galilee, Nazareth, Jerusalem, Israel, Jordan and Egypt, Israel, Ninevah and Sheba</w:t>
+        <w:t>H</w:t>
       </w:r>
       <w:r>
         <w:rPr>
@@ -210,7 +190,7 @@
         <w:rPr>
           <w:lang w:val="en_US" w:bidi="en_US"/>
         </w:rPr>
-        <w:t>Israel</w:t>
+        <w:t>Haran and Beersheba</w:t>
       </w:r>
       <w:r>
         <w:rPr>
@@ -227,6 +207,11 @@
           <w:lang w:val="en_US" w:bidi="en_US"/>
         </w:rPr>
         <w:t>Image Content</w:t>
+      </w:r>
+      <w:r>
+        <w:rPr>
+          <w:lang w:val="en_US" w:bidi="en_US"/>
+        </w:rPr>
       </w:r>
     </w:p>
     <w:p>
@@ -241,7 +226,7 @@
       <w:r>
         <w:drawing>
           <wp:inline xmlns:a="http://schemas.openxmlformats.org/drawingml/2006/main" xmlns:pic="http://schemas.openxmlformats.org/drawingml/2006/picture">
-            <wp:extent cx="15240000" cy="20320000"/>
+            <wp:extent cx="6096000" cy="4572000"/>
             <wp:docPr id="1" name="Picture 1"/>
             <wp:cNvGraphicFramePr>
               <a:graphicFrameLocks noChangeAspect="1"/>
@@ -262,7 +247,7 @@
                   <pic:spPr>
                     <a:xfrm>
                       <a:off x="0" y="0"/>
-                      <a:ext cx="15240000" cy="20320000"/>
+                      <a:ext cx="6096000" cy="4572000"/>
                     </a:xfrm>
                     <a:prstGeom prst="rect"/>
                   </pic:spPr>
@@ -319,7 +304,7 @@
         <w:rPr>
           <w:lang w:val="en_US" w:bidi="en_US"/>
         </w:rPr>
-        <w:t>Israel with Negeb</w:t>
+        <w:t>Haran to Canaan</w:t>
       </w:r>
       <w:r>
         <w:rPr>
@@ -336,6 +321,11 @@
           <w:lang w:val="en_US" w:bidi="en_US"/>
         </w:rPr>
         <w:t>Image Content</w:t>
+      </w:r>
+      <w:r>
+        <w:rPr>
+          <w:lang w:val="en_US" w:bidi="en_US"/>
+        </w:rPr>
       </w:r>
     </w:p>
     <w:p>
@@ -350,7 +340,7 @@
       <w:r>
         <w:drawing>
           <wp:inline xmlns:a="http://schemas.openxmlformats.org/drawingml/2006/main" xmlns:pic="http://schemas.openxmlformats.org/drawingml/2006/picture">
-            <wp:extent cx="15240000" cy="20320000"/>
+            <wp:extent cx="6096000" cy="8128000"/>
             <wp:docPr id="2" name="Picture 2"/>
             <wp:cNvGraphicFramePr>
               <a:graphicFrameLocks noChangeAspect="1"/>
@@ -371,7 +361,7 @@
                   <pic:spPr>
                     <a:xfrm>
                       <a:off x="0" y="0"/>
-                      <a:ext cx="15240000" cy="20320000"/>
+                      <a:ext cx="6096000" cy="8128000"/>
                     </a:xfrm>
                     <a:prstGeom prst="rect"/>
                   </pic:spPr>
@@ -428,7 +418,7 @@
         <w:rPr>
           <w:lang w:val="en_US" w:bidi="en_US"/>
         </w:rPr>
-        <w:t>Israel with region of Galilee, Nazareth, Jerusalem</w:t>
+        <w:t>Havilah, Shur, Egypt and Assyria</w:t>
       </w:r>
       <w:r>
         <w:rPr>
@@ -445,6 +435,11 @@
           <w:lang w:val="en_US" w:bidi="en_US"/>
         </w:rPr>
         <w:t>Image Content</w:t>
+      </w:r>
+      <w:r>
+        <w:rPr>
+          <w:lang w:val="en_US" w:bidi="en_US"/>
+        </w:rPr>
       </w:r>
     </w:p>
     <w:p>
@@ -459,7 +454,7 @@
       <w:r>
         <w:drawing>
           <wp:inline xmlns:a="http://schemas.openxmlformats.org/drawingml/2006/main" xmlns:pic="http://schemas.openxmlformats.org/drawingml/2006/picture">
-            <wp:extent cx="15240000" cy="20320000"/>
+            <wp:extent cx="6096000" cy="4572000"/>
             <wp:docPr id="3" name="Picture 3"/>
             <wp:cNvGraphicFramePr>
               <a:graphicFrameLocks noChangeAspect="1"/>
@@ -480,7 +475,7 @@
                   <pic:spPr>
                     <a:xfrm>
                       <a:off x="0" y="0"/>
-                      <a:ext cx="15240000" cy="20320000"/>
+                      <a:ext cx="6096000" cy="4572000"/>
                     </a:xfrm>
                     <a:prstGeom prst="rect"/>
                   </pic:spPr>
@@ -537,7 +532,7 @@
         <w:rPr>
           <w:lang w:val="en_US" w:bidi="en_US"/>
         </w:rPr>
-        <w:t>Israel, Jordan and Egypt</w:t>
+        <w:t>Hebron, Adullam and Timnah</w:t>
       </w:r>
       <w:r>
         <w:rPr>
@@ -554,6 +549,11 @@
           <w:lang w:val="en_US" w:bidi="en_US"/>
         </w:rPr>
         <w:t>Image Content</w:t>
+      </w:r>
+      <w:r>
+        <w:rPr>
+          <w:lang w:val="en_US" w:bidi="en_US"/>
+        </w:rPr>
       </w:r>
     </w:p>
     <w:p>
@@ -568,7 +568,7 @@
       <w:r>
         <w:drawing>
           <wp:inline xmlns:a="http://schemas.openxmlformats.org/drawingml/2006/main" xmlns:pic="http://schemas.openxmlformats.org/drawingml/2006/picture">
-            <wp:extent cx="20320000" cy="15240000"/>
+            <wp:extent cx="6096000" cy="4572000"/>
             <wp:docPr id="4" name="Picture 4"/>
             <wp:cNvGraphicFramePr>
               <a:graphicFrameLocks noChangeAspect="1"/>
@@ -589,7 +589,7 @@
                   <pic:spPr>
                     <a:xfrm>
                       <a:off x="0" y="0"/>
-                      <a:ext cx="20320000" cy="15240000"/>
+                      <a:ext cx="6096000" cy="4572000"/>
                     </a:xfrm>
                     <a:prstGeom prst="rect"/>
                   </pic:spPr>
@@ -646,7 +646,7 @@
         <w:rPr>
           <w:lang w:val="en_US" w:bidi="en_US"/>
         </w:rPr>
-        <w:t>Israel, Ninevah and Sheba</w:t>
+        <w:t>Hebron, Canaan, Negev and Beer Lahai Roi</w:t>
       </w:r>
       <w:r>
         <w:rPr>
@@ -663,6 +663,11 @@
           <w:lang w:val="en_US" w:bidi="en_US"/>
         </w:rPr>
         <w:t>Image Content</w:t>
+      </w:r>
+      <w:r>
+        <w:rPr>
+          <w:lang w:val="en_US" w:bidi="en_US"/>
+        </w:rPr>
       </w:r>
     </w:p>
     <w:p>
@@ -677,7 +682,7 @@
       <w:r>
         <w:drawing>
           <wp:inline xmlns:a="http://schemas.openxmlformats.org/drawingml/2006/main" xmlns:pic="http://schemas.openxmlformats.org/drawingml/2006/picture">
-            <wp:extent cx="15240000" cy="20320000"/>
+            <wp:extent cx="6096000" cy="8128000"/>
             <wp:docPr id="5" name="Picture 5"/>
             <wp:cNvGraphicFramePr>
               <a:graphicFrameLocks noChangeAspect="1"/>
@@ -698,7 +703,7 @@
                   <pic:spPr>
                     <a:xfrm>
                       <a:off x="0" y="0"/>
-                      <a:ext cx="15240000" cy="20320000"/>
+                      <a:ext cx="6096000" cy="8128000"/>
                     </a:xfrm>
                     <a:prstGeom prst="rect"/>
                   </pic:spPr>

--- a/eng/docx/008.content.docx
+++ b/eng/docx/008.content.docx
@@ -19,7 +19,7 @@
         <w:rPr>
           <w:lang w:val="en_US" w:bidi="en_US"/>
         </w:rPr>
-        <w:t>Resource: Maps (FIA)</w:t>
+        <w:t>Resource: Familiarization, Internalization, Articulation (Fia) Maps</w:t>
       </w:r>
       <w:r>
         <w:rPr>
@@ -90,7 +90,7 @@
         <w:rPr>
           <w:lang w:val="en_US" w:bidi="en_US"/>
         </w:rPr>
-        <w:t>Maps (FIA)</w:t>
+        <w:t>Familiarization, Internalization, Articulation (Fia) Maps</w:t>
       </w:r>
     </w:p>
     <w:p>
